--- a/Tests/OOXMLSwiftTests/Fixtures/mdocx/06-two-sections-marker-inversion/two-sections-marker-inversion.normalized.docx
+++ b/Tests/OOXMLSwiftTests/Fixtures/mdocx/06-two-sections-marker-inversion/two-sections-marker-inversion.normalized.docx
@@ -6,20 +6,19 @@
       <w:pPr>
         <w:sectPr>
           <w:type w:val="continuous"/>
-          <w:pgSz w:w="12240" w:h="15840"/>
         </w:sectPr>
       </w:pPr>
       <w:r>
-        <w:t xml:space="preserve">Front matter section content.</w:t>
+        <w:t>Front matter section content.</w:t>
       </w:r>
     </w:p>
     <w:p>
       <w:r>
-        <w:t xml:space="preserve">Main body section content.</w:t>
+        <w:t>Main body section content.</w:t>
       </w:r>
     </w:p>
     <w:sectPr>
-      <w:pgSz w:w="12240" w:h="15840"/>
+      <w:type w:val="nextPage"/>
     </w:sectPr>
   </w:body>
 </w:document>
